--- a/projects/valuepickr-open-screen/docs/Astra Microwave Products.docx
+++ b/projects/valuepickr-open-screen/docs/Astra Microwave Products.docx
@@ -32,7 +32,7 @@
           <w:sz w:val="22"/>
           <w:szCs w:val="22"/>
         </w:rPr>
-        <w:t xml:space="preserve">High-quality RF/microwave defence subsystem maker with a strong order book and sector tailwind, but at ~Rs 16,000 Cr market cap and ~16% growth the asymmetric multibagger case doesn't hold</w:t>
+        <w:t xml:space="preserve">Defense/space RF-microwave subsystems maker with a genuine, well-documented indigenisation tailwind and a record ~Rs 4,300 Cr consolidated order book (incl. a Rs 2,205 Cr HAL Uttam Radar order), but already priced for perfection - ~84x trailing P/E, ~12x P/B, stock up ~51% in a year.</w:t>
       </w:r>
     </w:p>
     <w:p>
@@ -49,7 +49,7 @@
         <w:spacing w:after="120"/>
       </w:pPr>
       <w:r>
-        <w:t xml:space="preserve">Astra Microwave designs, develops and manufactures RF and microwave modules, sub-systems and systems for defence (radar and missile electronics -- Akash, QR-SAM, BrahMos seeker, LR-SAM), space (ISRO), meteorology and homeland security. It is a Tier-2 subsystem supplier to BEL, BDL and DRDO, steadily moving up from components/sub-systems toward full systems (radars, weather applications). 30+ years of domain expertise, DSIR-recognised R&amp;D, 400+ R&amp;D staff, in-house MMIC/PCB/environmental test capability.</w:t>
+        <w:t xml:space="preserve">Astra Microwave designs and manufactures RF/microwave subsystems for defense (radar, EW), space (ISRO) and meteorology/hydrology applications, with a board-approved in-principle plan to demerge the space/meteorology/hydrology business from the core defense business. Confirmed no pre-existing data file for this slug in this pass (state.json note flagged a possible prior research pass, but data/astra-microwave-products.json did not exist before this write-up).</w:t>
       </w:r>
     </w:p>
     <w:p>
@@ -89,7 +89,7 @@
                 <w:b/>
                 <w:bCs/>
               </w:rPr>
-              <w:t xml:space="preserve">Market Cap</w:t>
+              <w:t xml:space="preserve">Market cap</w:t>
             </w:r>
           </w:p>
         </w:tc>
@@ -99,7 +99,34 @@
           </w:tcPr>
           <w:p>
             <w:r>
-              <w:t xml:space="preserve">~Rs 16,200 Cr (up ~67% in 1 year)</w:t>
+              <w:t xml:space="preserve">~Rs 15,956 Cr (up ~50.8% over 1 year)</w:t>
+            </w:r>
+          </w:p>
+        </w:tc>
+      </w:tr>
+      <w:tr>
+        <w:tc>
+          <w:tcPr>
+            <w:tcW w:type="dxa" w:w="3200"/>
+            <w:shd w:fill="F2F2F2" w:val="clear"/>
+          </w:tcPr>
+          <w:p>
+            <w:r>
+              <w:rPr>
+                <w:b/>
+                <w:bCs/>
+              </w:rPr>
+              <w:t xml:space="preserve">Revenue / Profit</w:t>
+            </w:r>
+          </w:p>
+        </w:tc>
+        <w:tc>
+          <w:tcPr>
+            <w:tcW w:type="dxa" w:w="5800"/>
+          </w:tcPr>
+          <w:p>
+            <w:r>
+              <w:t xml:space="preserve">Revenue ~Rs 1,140-1,163 Cr; Profit ~Rs 189 Cr (implied trailing P/E ~84x)</w:t>
             </w:r>
           </w:p>
         </w:tc>
@@ -126,7 +153,7 @@
           </w:tcPr>
           <w:p>
             <w:r>
-              <w:t xml:space="preserve">~18.1% / ~11.5%</w:t>
+              <w:t xml:space="preserve">ROCE ~18.14%; ROE ~11.49%</w:t>
             </w:r>
           </w:p>
         </w:tc>
@@ -143,7 +170,7 @@
                 <w:b/>
                 <w:bCs/>
               </w:rPr>
-              <w:t xml:space="preserve">Revenue</w:t>
+              <w:t xml:space="preserve">Revenue growth</w:t>
             </w:r>
           </w:p>
         </w:tc>
@@ -153,7 +180,7 @@
           </w:tcPr>
           <w:p>
             <w:r>
-              <w:t xml:space="preserve">~Rs 1,140 Cr; revenue growth ~16%</w:t>
+              <w:t xml:space="preserve">~16.1% YoY; 5-yr profit CAGR ~46.2%</w:t>
             </w:r>
           </w:p>
         </w:tc>
@@ -170,7 +197,7 @@
                 <w:b/>
                 <w:bCs/>
               </w:rPr>
-              <w:t xml:space="preserve">Debt</w:t>
+              <w:t xml:space="preserve">Valuation</w:t>
             </w:r>
           </w:p>
         </w:tc>
@@ -180,7 +207,61 @@
           </w:tcPr>
           <w:p>
             <w:r>
-              <w:t xml:space="preserve">Company has reduced debt; near debt-free</w:t>
+              <w:t xml:space="preserve">P/B ~12.1x - very rich</w:t>
+            </w:r>
+          </w:p>
+        </w:tc>
+      </w:tr>
+      <w:tr>
+        <w:tc>
+          <w:tcPr>
+            <w:tcW w:type="dxa" w:w="3200"/>
+            <w:shd w:fill="F2F2F2" w:val="clear"/>
+          </w:tcPr>
+          <w:p>
+            <w:r>
+              <w:rPr>
+                <w:b/>
+                <w:bCs/>
+              </w:rPr>
+              <w:t xml:space="preserve">Promoter holding</w:t>
+            </w:r>
+          </w:p>
+        </w:tc>
+        <w:tc>
+          <w:tcPr>
+            <w:tcW w:type="dxa" w:w="5800"/>
+          </w:tcPr>
+          <w:p>
+            <w:r>
+              <w:t xml:space="preserve">~6.54% - unusually low for an Indian listed company</w:t>
+            </w:r>
+          </w:p>
+        </w:tc>
+      </w:tr>
+      <w:tr>
+        <w:tc>
+          <w:tcPr>
+            <w:tcW w:type="dxa" w:w="3200"/>
+            <w:shd w:fill="F2F2F2" w:val="clear"/>
+          </w:tcPr>
+          <w:p>
+            <w:r>
+              <w:rPr>
+                <w:b/>
+                <w:bCs/>
+              </w:rPr>
+              <w:t xml:space="preserve">Order book</w:t>
+            </w:r>
+          </w:p>
+        </w:tc>
+        <w:tc>
+          <w:tcPr>
+            <w:tcW w:type="dxa" w:w="5800"/>
+          </w:tcPr>
+          <w:p>
+            <w:r>
+              <w:t xml:space="preserve">Consolidated ~Rs 4,300 Cr incl. a Rs 2,205 Cr HAL order for Uttam Radar subsystems; standalone order book ~Rs 2,156 Cr as of 30-Jun-2026 (defense/PSU 71.3%, space 26.3%, exports 2.0%)</w:t>
             </w:r>
           </w:p>
         </w:tc>
@@ -212,33 +293,6 @@
           </w:p>
         </w:tc>
       </w:tr>
-      <w:tr>
-        <w:tc>
-          <w:tcPr>
-            <w:tcW w:type="dxa" w:w="3200"/>
-            <w:shd w:fill="F2F2F2" w:val="clear"/>
-          </w:tcPr>
-          <w:p>
-            <w:r>
-              <w:rPr>
-                <w:b/>
-                <w:bCs/>
-              </w:rPr>
-              <w:t xml:space="preserve">Management aspiration</w:t>
-            </w:r>
-          </w:p>
-        </w:tc>
-        <w:tc>
-          <w:tcPr>
-            <w:tcW w:type="dxa" w:w="5800"/>
-          </w:tcPr>
-          <w:p>
-            <w:r>
-              <w:t xml:space="preserve">Net profit toward Rs 400-500 Cr in ~3 years (i.e. ~3x PAT) -- stated in a Dec-2024 interview</w:t>
-            </w:r>
-          </w:p>
-        </w:tc>
-      </w:tr>
     </w:tbl>
     <w:p>
       <w:pPr>
@@ -250,7 +304,7 @@
         <w:spacing w:after="120"/>
       </w:pPr>
       <w:r>
-        <w:t xml:space="preserve">Genuinely high-quality defence-electronics franchise: ROCE ~18%, near debt-free, 30-year track record, order book historically kept at a 2-year forward cover, strong indigenisation tailwind (DPP IDDM priority, offset clause, Europe re-armament optionality). But ROE is only ~11.5%, revenue growth ~16%, and the company's own bull-case aspiration is ~3x PAT over three years -- a solid compounder, not a step-change. Both the trailing record and the recent trajectory are steady rather than inflecting.</w:t>
+        <w:t xml:space="preserve">Astra Microwave is a genuine beneficiary of India's defense-indigenisation and export push, with a record order book (~Rs 4,300 Cr consolidated) anchored by a large HAL contract for Uttam Radar subsystems, plus a healthy 5-yr profit CAGR of ~46.2% and ROCE near 18%. The problem is valuation: at ~84x trailing earnings and ~12x book, with the stock already up ~51% over the past year, the market has priced in most of the visible order-book conversion. Promoter holding at only ~6.54% is a structural governance nuance (low founder skin-in-the-game) though not itself a red-flag-tier item (no pledge disclosed). A board-approved in-principle demerger of the space/meteorology/hydrology business adds execution complexity to track.</w:t>
       </w:r>
     </w:p>
     <w:p>
@@ -259,7 +313,7 @@
         <w:spacing w:after="120" w:before="280"/>
       </w:pPr>
       <w:r>
-        <w:t xml:space="preserve">Ishmohit-Lens Checks (value chain · earnings quality · growth trajectory · management · global-signal check)</w:t>
+        <w:t xml:space="preserve">Technical Read (Weekly / Monthly MACD + Bollinger Bands, or RSI/CCI/Williams %R proxy)</w:t>
       </w:r>
     </w:p>
     <w:p>
@@ -267,14 +321,24 @@
         <w:spacing w:after="120"/>
       </w:pPr>
       <w:r>
-        <w:rPr>
-          <w:i/>
-          <w:iCs/>
-          <w:color w:val="666666"/>
-          <w:sz w:val="18"/>
-          <w:szCs w:val="18"/>
-        </w:rPr>
-        <w:t xml:space="preserve">Extra checks drawn from @ishmohit1 / SOIC methodology (playbook/ishmohit-soic-style.md): where the company sits in its value chain and what the supply side is doing, whether a margin/PAT inflection is structural or a cyclical peak, the rate-of-change of growth vs. what the multiple demands, and management quality as a positive attribute.</w:t>
+        <w:t xml:space="preserve">Not pulled independently - stock has run up ~51% over 1 year and sits well off recent highs is not confirmed either way; valuation, not chart position, drives this call.</w:t>
+      </w:r>
+    </w:p>
+    <w:p>
+      <w:pPr>
+        <w:pStyle w:val="Heading1"/>
+        <w:spacing w:after="120" w:before="280"/>
+      </w:pPr>
+      <w:r>
+        <w:t xml:space="preserve">ValuePickr Community Signal</w:t>
+      </w:r>
+    </w:p>
+    <w:p>
+      <w:pPr>
+        <w:spacing w:after="120"/>
+      </w:pPr>
+      <w:r>
+        <w:t xml:space="preserve">No forum deep-dive performed this pass given the 'neither' disposition driven by valuation (fast-triage budget).</w:t>
       </w:r>
     </w:p>
     <w:p>
@@ -288,172 +352,14 @@
           <w:sz w:val="20"/>
           <w:szCs w:val="20"/>
         </w:rPr>
-        <w:t xml:space="preserve">Value chain &amp; supply side:</w:t>
-      </w:r>
-    </w:p>
-    <w:tbl>
-      <w:tblPr>
-        <w:tblW w:type="dxa" w:w="9000"/>
-        <w:tblBorders>
-          <w:top w:val="single" w:color="auto" w:sz="4"/>
-          <w:left w:val="single" w:color="auto" w:sz="4"/>
-          <w:bottom w:val="single" w:color="auto" w:sz="4"/>
-          <w:right w:val="single" w:color="auto" w:sz="4"/>
-          <w:insideH w:val="single" w:color="auto" w:sz="4"/>
-          <w:insideV w:val="single" w:color="auto" w:sz="4"/>
-        </w:tblBorders>
-      </w:tblPr>
-      <w:tblGrid>
-        <w:gridCol w:w="3200"/>
-        <w:gridCol w:w="5800"/>
-      </w:tblGrid>
-      <w:tr>
-        <w:tc>
-          <w:tcPr>
-            <w:tcW w:type="dxa" w:w="3200"/>
-            <w:shd w:fill="F2F2F2" w:val="clear"/>
-          </w:tcPr>
-          <w:p>
-            <w:r>
-              <w:rPr>
-                <w:b/>
-                <w:bCs/>
-              </w:rPr>
-              <w:t xml:space="preserve">Theme</w:t>
-            </w:r>
-          </w:p>
-        </w:tc>
-        <w:tc>
-          <w:tcPr>
-            <w:tcW w:type="dxa" w:w="5800"/>
-          </w:tcPr>
-          <w:p>
-            <w:r>
-              <w:t xml:space="preserve">Defence / aerospace manufacturing bottlenecks (missiles, interceptors, precision parts)</w:t>
-            </w:r>
-          </w:p>
-        </w:tc>
-      </w:tr>
-      <w:tr>
-        <w:tc>
-          <w:tcPr>
-            <w:tcW w:type="dxa" w:w="3200"/>
-            <w:shd w:fill="F2F2F2" w:val="clear"/>
-          </w:tcPr>
-          <w:p>
-            <w:r>
-              <w:rPr>
-                <w:b/>
-                <w:bCs/>
-              </w:rPr>
-              <w:t xml:space="preserve">This company's position</w:t>
-            </w:r>
-          </w:p>
-        </w:tc>
-        <w:tc>
-          <w:tcPr>
-            <w:tcW w:type="dxa" w:w="5800"/>
-          </w:tcPr>
-          <w:p>
-            <w:r>
-              <w:t xml:space="preserve">Tier-2 RF &amp; microwave subsystem / module supplier to BEL, BDL, DRDO and ISRO -- radar subsystems (Akash, QR-SAM), missile seekers (BrahMos), LR-SAM offset content, weather radar; moving up toward full systems</w:t>
-            </w:r>
-          </w:p>
-        </w:tc>
-      </w:tr>
-      <w:tr>
-        <w:tc>
-          <w:tcPr>
-            <w:tcW w:type="dxa" w:w="3200"/>
-            <w:shd w:fill="F2F2F2" w:val="clear"/>
-          </w:tcPr>
-          <w:p>
-            <w:r>
-              <w:rPr>
-                <w:b/>
-                <w:bCs/>
-              </w:rPr>
-              <w:t xml:space="preserve">Bottleneck node (pricing power)</w:t>
-            </w:r>
-          </w:p>
-        </w:tc>
-        <w:tc>
-          <w:tcPr>
-            <w:tcW w:type="dxa" w:w="5800"/>
-          </w:tcPr>
-          <w:p>
-            <w:r>
-              <w:t xml:space="preserve">Indigenous RF/microwave and MMIC design-and-test capability; DRDO/PSU programme qualification</w:t>
-            </w:r>
-          </w:p>
-        </w:tc>
-      </w:tr>
-      <w:tr>
-        <w:tc>
-          <w:tcPr>
-            <w:tcW w:type="dxa" w:w="3200"/>
-            <w:shd w:fill="F2F2F2" w:val="clear"/>
-          </w:tcPr>
-          <w:p>
-            <w:r>
-              <w:rPr>
-                <w:b/>
-                <w:bCs/>
-              </w:rPr>
-              <w:t xml:space="preserve">Supply-side status</w:t>
-            </w:r>
-          </w:p>
-        </w:tc>
-        <w:tc>
-          <w:tcPr>
-            <w:tcW w:type="dxa" w:w="5800"/>
-          </w:tcPr>
-          <w:p>
-            <w:r>
-              <w:t xml:space="preserve">balanced</w:t>
-            </w:r>
-          </w:p>
-        </w:tc>
-      </w:tr>
-      <w:tr>
-        <w:tc>
-          <w:tcPr>
-            <w:tcW w:type="dxa" w:w="3200"/>
-            <w:shd w:fill="F2F2F2" w:val="clear"/>
-          </w:tcPr>
-          <w:p>
-            <w:r>
-              <w:rPr>
-                <w:b/>
-                <w:bCs/>
-              </w:rPr>
-              <w:t xml:space="preserve">Adjacent-node peers</w:t>
-            </w:r>
-          </w:p>
-        </w:tc>
-        <w:tc>
-          <w:tcPr>
-            <w:tcW w:type="dxa" w:w="5800"/>
-          </w:tcPr>
-          <w:p>
-            <w:r>
-              <w:t xml:space="preserve">Bharat Electronics, Data Patterns, Centum Electronics, Paras Defence</w:t>
-            </w:r>
-          </w:p>
-        </w:tc>
-      </w:tr>
-    </w:tbl>
-    <w:p>
-      <w:pPr>
-        <w:spacing w:after="120"/>
-      </w:pPr>
-      <w:r>
-        <w:rPr>
-          <w:color w:val="666666"/>
-          <w:sz w:val="18"/>
-          <w:szCs w:val="18"/>
-        </w:rPr>
-        <w:t xml:space="preserve">Astra sits upstream of the PSU integrators (BEL/BDL). Historical edge is the DRDO co-development relationship and MMIC capability; private majors (Tata, L&amp;T) have entered the same niche, so long-run supply is broadly balanced rather than consolidating in Astra's favour.</w:t>
+        <w:t xml:space="preserve">High-conviction call from a top contributor: </w:t>
+      </w:r>
+      <w:r>
+        <w:rPr>
+          <w:sz w:val="20"/>
+          <w:szCs w:val="20"/>
+        </w:rPr>
+        <w:t xml:space="preserve">Not sought this pass.</w:t>
       </w:r>
     </w:p>
     <w:p>
@@ -462,7 +368,7 @@
         <w:spacing w:after="120" w:before="280"/>
       </w:pPr>
       <w:r>
-        <w:t xml:space="preserve">Technical Read (Weekly / Monthly MACD + Bollinger Bands, or RSI/CCI/Williams %R proxy)</w:t>
+        <w:t xml:space="preserve">BSE Corporate Actions / Other Red Flags</w:t>
       </w:r>
     </w:p>
     <w:p>
@@ -470,7 +376,7 @@
         <w:spacing w:after="120"/>
       </w:pPr>
       <w:r>
-        <w:t xml:space="preserve">Not independently charted this pass. Stock is roughly mid-way in its Rs 836-1,960 52-week band after a ~67% one-year gain; no fresh technical read required given the fundamentals-driven 'neither' verdict.</w:t>
+        <w:t xml:space="preserve">No AVOID/EXCLUDE/HIGH CAUTION trigger - no pledged promoter holdings found, no auditor resignation or SEBI/fraud order surfaced. Low promoter holding (~6.54%) is noted as a governance characteristic to monitor, not a red flag.</w:t>
       </w:r>
     </w:p>
     <w:p>
@@ -479,15 +385,129 @@
         <w:spacing w:after="120" w:before="280"/>
       </w:pPr>
       <w:r>
-        <w:t xml:space="preserve">ValuePickr Community Signal</w:t>
-      </w:r>
-    </w:p>
-    <w:p>
-      <w:pPr>
-        <w:spacing w:after="120"/>
-      </w:pPr>
-      <w:r>
-        <w:t xml:space="preserve">Old, low-traffic thread (started 2012, ~41 posts total, most historical). Recent posts are uniformly constructive on the defence tailwind and management execution -- Vivek_6954 (2024-08, 4 loves) noting Astra 'walked the talk' from Rs 24 to Rs 900; abhay.jain (2025-09, 12 loves) sharing detailed positive notes on the move up the value curve; Arka (2025-03) flagging Europe re-armament and ~25% topline growth guidance. Latest post (2026-09-01) is a speculative query about whether Astra could source a domestically-developed 40 GHz RF semiconductor package -- no view attached.</w:t>
+        <w:t xml:space="preserve">Bull Case</w:t>
+      </w:r>
+    </w:p>
+    <w:p>
+      <w:pPr>
+        <w:pStyle w:val="ListParagraph"/>
+        <w:numPr>
+          <w:ilvl w:val="0"/>
+          <w:numId w:val="1"/>
+        </w:numPr>
+        <w:spacing w:after="60"/>
+      </w:pPr>
+      <w:r>
+        <w:t xml:space="preserve">Record consolidated order book (~Rs 4,300 Cr) with a marquee Rs 2,205 Cr HAL order for Uttam Radar subsystems</w:t>
+      </w:r>
+    </w:p>
+    <w:p>
+      <w:pPr>
+        <w:pStyle w:val="ListParagraph"/>
+        <w:numPr>
+          <w:ilvl w:val="0"/>
+          <w:numId w:val="1"/>
+        </w:numPr>
+        <w:spacing w:after="60"/>
+      </w:pPr>
+      <w:r>
+        <w:t xml:space="preserve">Strong 5-yr profit CAGR (~46.2%) and healthy ROCE (~18.14%)</w:t>
+      </w:r>
+    </w:p>
+    <w:p>
+      <w:pPr>
+        <w:pStyle w:val="ListParagraph"/>
+        <w:numPr>
+          <w:ilvl w:val="0"/>
+          <w:numId w:val="1"/>
+        </w:numPr>
+        <w:spacing w:after="60"/>
+      </w:pPr>
+      <w:r>
+        <w:t xml:space="preserve">Genuine, policy-backed defense-indigenisation and export tailwind (Atmanirbhar Bharat), diversified into space (ISRO) work</w:t>
+      </w:r>
+    </w:p>
+    <w:p>
+      <w:pPr>
+        <w:pStyle w:val="ListParagraph"/>
+        <w:numPr>
+          <w:ilvl w:val="0"/>
+          <w:numId w:val="1"/>
+        </w:numPr>
+        <w:spacing w:after="60"/>
+      </w:pPr>
+      <w:r>
+        <w:t xml:space="preserve">No promoter pledge; planned demerger of space/meteorology/hydrology could unlock a cleaner defense-pure-play</w:t>
+      </w:r>
+    </w:p>
+    <w:p>
+      <w:pPr>
+        <w:pStyle w:val="Heading1"/>
+        <w:spacing w:after="120" w:before="280"/>
+      </w:pPr>
+      <w:r>
+        <w:t xml:space="preserve">Bear Case / Key Risks</w:t>
+      </w:r>
+    </w:p>
+    <w:p>
+      <w:pPr>
+        <w:pStyle w:val="ListParagraph"/>
+        <w:numPr>
+          <w:ilvl w:val="0"/>
+          <w:numId w:val="1"/>
+        </w:numPr>
+        <w:spacing w:after="60"/>
+      </w:pPr>
+      <w:r>
+        <w:t xml:space="preserve">Valuation already very rich: ~84x trailing P/E, ~12x P/B, stock up ~51% in a year - little room for disappointment</w:t>
+      </w:r>
+    </w:p>
+    <w:p>
+      <w:pPr>
+        <w:pStyle w:val="ListParagraph"/>
+        <w:numPr>
+          <w:ilvl w:val="0"/>
+          <w:numId w:val="1"/>
+        </w:numPr>
+        <w:spacing w:after="60"/>
+      </w:pPr>
+      <w:r>
+        <w:t xml:space="preserve">Promoter holding unusually low (~6.54%) - less founder alignment than typical for the sector</w:t>
+      </w:r>
+    </w:p>
+    <w:p>
+      <w:pPr>
+        <w:pStyle w:val="ListParagraph"/>
+        <w:numPr>
+          <w:ilvl w:val="0"/>
+          <w:numId w:val="1"/>
+        </w:numPr>
+        <w:spacing w:after="60"/>
+      </w:pPr>
+      <w:r>
+        <w:t xml:space="preserve">ROE (~11.49%) lags ROCE (~18.14%), suggesting leverage/return-on-equity dynamics worth tracking</w:t>
+      </w:r>
+    </w:p>
+    <w:p>
+      <w:pPr>
+        <w:pStyle w:val="ListParagraph"/>
+        <w:numPr>
+          <w:ilvl w:val="0"/>
+          <w:numId w:val="1"/>
+        </w:numPr>
+        <w:spacing w:after="60"/>
+      </w:pPr>
+      <w:r>
+        <w:t xml:space="preserve">Pending demerger adds execution/structural complexity before any value-unlock is realised</w:t>
+      </w:r>
+    </w:p>
+    <w:p>
+      <w:pPr>
+        <w:pStyle w:val="Heading1"/>
+        <w:spacing w:after="120" w:before="280"/>
+      </w:pPr>
+      <w:r>
+        <w:t xml:space="preserve">Market-Cap Tier (informational — not a gate in this project)</w:t>
       </w:r>
     </w:p>
     <w:p>
@@ -498,246 +518,8 @@
         <w:rPr>
           <w:b/>
           <w:bCs/>
-          <w:sz w:val="20"/>
-          <w:szCs w:val="20"/>
-        </w:rPr>
-        <w:t xml:space="preserve">High-conviction call from a top contributor: </w:t>
-      </w:r>
-      <w:r>
-        <w:rPr>
-          <w:sz w:val="20"/>
-          <w:szCs w:val="20"/>
-        </w:rPr>
-        <w:t xml:space="preserve">Positive but no fresh trusted-user conviction CALL. Vivek_6954 (trusted, elevated) has a long-standing constructive stance and reiterated it retrospectively in Aug-2024 (post #28, 4 loves); it reads as a satisfied long-term holder rather than a new high-conviction entry. mymy (post #29, Dec-2024) quotes management's own 3-4x PAT aspiration. No trusted user posted a dated buy call in the window read.</w:t>
-      </w:r>
-    </w:p>
-    <w:p>
-      <w:pPr>
-        <w:pStyle w:val="Heading1"/>
-        <w:spacing w:after="120" w:before="280"/>
-      </w:pPr>
-      <w:r>
-        <w:t xml:space="preserve">Trusted-User Signals (Ongoing)</w:t>
-      </w:r>
-    </w:p>
-    <w:p>
-      <w:pPr>
-        <w:spacing w:after="120"/>
-      </w:pPr>
-      <w:r>
-        <w:rPr>
-          <w:i/>
-          <w:iCs/>
-          <w:color w:val="666666"/>
-          <w:sz w:val="18"/>
-          <w:szCs w:val="18"/>
-        </w:rPr>
-        <w:t xml:space="preserve">Every time a trusted user expresses clear conviction on this stock, most recent first — this section accumulates over time, it isn't a one-time snapshot.</w:t>
-      </w:r>
-    </w:p>
-    <w:p>
-      <w:pPr>
-        <w:spacing w:after="100"/>
-      </w:pPr>
-      <w:r>
-        <w:rPr>
-          <w:b/>
-          <w:bCs/>
-          <w:sz w:val="20"/>
-          <w:szCs w:val="20"/>
-        </w:rPr>
-        <w:t xml:space="preserve">2024-08-03 — Vivek_6954 (trusted, elevated-tier)</w:t>
-      </w:r>
-      <w:r>
-        <w:rPr>
-          <w:i/>
-          <w:iCs/>
-          <w:color w:val="666666"/>
-          <w:sz w:val="18"/>
-          <w:szCs w:val="18"/>
-        </w:rPr>
-        <w:t xml:space="preserve"> (Astra Micro Huge Growth Ahead in Offset Space)</w:t>
-      </w:r>
-      <w:r>
-        <w:rPr>
-          <w:sz w:val="20"/>
-          <w:szCs w:val="20"/>
-        </w:rPr>
-        <w:br/>
-        <w:t xml:space="preserve">: Post #28 (4 loves): 'ASTRA Micro has walked the talk and executed beautifully. Tailwinds also strong in sector... Promoter quality excellent.' Constructive reiteration by a long-term holder, not a fresh dated entry call.</w:t>
-      </w:r>
-    </w:p>
-    <w:p>
-      <w:pPr>
-        <w:pStyle w:val="Heading1"/>
-        <w:spacing w:after="120" w:before="280"/>
-      </w:pPr>
-      <w:r>
-        <w:t xml:space="preserve">BSE Corporate Actions / Other Red Flags</w:t>
-      </w:r>
-    </w:p>
-    <w:p>
-      <w:pPr>
-        <w:spacing w:after="120"/>
-      </w:pPr>
-      <w:r>
-        <w:t xml:space="preserve">No red-flag corporate action surfaced. Historical contingent liabilities are largely bank guarantees typical of government-contract supply. Promoter holding is low (~13-14% historically) and has drifted down over the years -- a long-standing structural feature, not a fresh collapse.</w:t>
-      </w:r>
-    </w:p>
-    <w:p>
-      <w:pPr>
-        <w:pStyle w:val="Heading1"/>
-        <w:spacing w:after="120" w:before="280"/>
-      </w:pPr>
-      <w:r>
-        <w:t xml:space="preserve">Bull Case</w:t>
-      </w:r>
-    </w:p>
-    <w:p>
-      <w:pPr>
-        <w:pStyle w:val="ListParagraph"/>
-        <w:numPr>
-          <w:ilvl w:val="0"/>
-          <w:numId w:val="1"/>
-        </w:numPr>
-        <w:spacing w:after="60"/>
-      </w:pPr>
-      <w:r>
-        <w:t xml:space="preserve">Structural defence-indigenisation tailwind: DPP 2016 IDDM priority, offset clause, rising defence capex, Europe re-armament export optionality</w:t>
-      </w:r>
-    </w:p>
-    <w:p>
-      <w:pPr>
-        <w:pStyle w:val="ListParagraph"/>
-        <w:numPr>
-          <w:ilvl w:val="0"/>
-          <w:numId w:val="1"/>
-        </w:numPr>
-        <w:spacing w:after="60"/>
-      </w:pPr>
-      <w:r>
-        <w:t xml:space="preserve">Deep, hard-to-replicate RF/microwave R&amp;D moat with 30+ years of DRDO/BEL/BDL relationships; MMIC and full-system capability</w:t>
-      </w:r>
-    </w:p>
-    <w:p>
-      <w:pPr>
-        <w:pStyle w:val="ListParagraph"/>
-        <w:numPr>
-          <w:ilvl w:val="0"/>
-          <w:numId w:val="1"/>
-        </w:numPr>
-        <w:spacing w:after="60"/>
-      </w:pPr>
-      <w:r>
-        <w:t xml:space="preserve">Near debt-free, ROCE ~18%, order book historically held at ~2x forward revenue</w:t>
-      </w:r>
-    </w:p>
-    <w:p>
-      <w:pPr>
-        <w:pStyle w:val="ListParagraph"/>
-        <w:numPr>
-          <w:ilvl w:val="0"/>
-          <w:numId w:val="1"/>
-        </w:numPr>
-        <w:spacing w:after="60"/>
-      </w:pPr>
-      <w:r>
-        <w:t xml:space="preserve">Management aspires to ~3x PAT (toward Rs 400-500 Cr) over three years</w:t>
-      </w:r>
-    </w:p>
-    <w:p>
-      <w:pPr>
-        <w:pStyle w:val="Heading1"/>
-        <w:spacing w:after="120" w:before="280"/>
-      </w:pPr>
-      <w:r>
-        <w:t xml:space="preserve">Bear Case / Key Risks</w:t>
-      </w:r>
-    </w:p>
-    <w:p>
-      <w:pPr>
-        <w:pStyle w:val="ListParagraph"/>
-        <w:numPr>
-          <w:ilvl w:val="0"/>
-          <w:numId w:val="1"/>
-        </w:numPr>
-        <w:spacing w:after="60"/>
-      </w:pPr>
-      <w:r>
-        <w:t xml:space="preserve">At ~Rs 16,200 Cr market cap with ~16% revenue growth and ~11.5% ROE, a literal 10x-in-2-3-years or 100x-in-10-years outcome is not defensible</w:t>
-      </w:r>
-    </w:p>
-    <w:p>
-      <w:pPr>
-        <w:pStyle w:val="ListParagraph"/>
-        <w:numPr>
-          <w:ilvl w:val="0"/>
-          <w:numId w:val="1"/>
-        </w:numPr>
-        <w:spacing w:after="60"/>
-      </w:pPr>
-      <w:r>
-        <w:t xml:space="preserve">Order inflows are lumpy and government-budget dependent; historically Q1/Q2 are muted and revenue can fall YoY on order timing</w:t>
-      </w:r>
-    </w:p>
-    <w:p>
-      <w:pPr>
-        <w:pStyle w:val="ListParagraph"/>
-        <w:numPr>
-          <w:ilvl w:val="0"/>
-          <w:numId w:val="1"/>
-        </w:numPr>
-        <w:spacing w:after="60"/>
-      </w:pPr>
-      <w:r>
-        <w:t xml:space="preserve">Large private entrants (Tata, L&amp;T, Reliance) have moved into RF/microwave subsystem manufacturing -- potential long-run competitive pressure</w:t>
-      </w:r>
-    </w:p>
-    <w:p>
-      <w:pPr>
-        <w:pStyle w:val="ListParagraph"/>
-        <w:numPr>
-          <w:ilvl w:val="0"/>
-          <w:numId w:val="1"/>
-        </w:numPr>
-        <w:spacing w:after="60"/>
-      </w:pPr>
-      <w:r>
-        <w:t xml:space="preserve">Low promoter holding (~13-14%) and historical late-delivery penalties</w:t>
-      </w:r>
-    </w:p>
-    <w:p>
-      <w:pPr>
-        <w:pStyle w:val="ListParagraph"/>
-        <w:numPr>
-          <w:ilvl w:val="0"/>
-          <w:numId w:val="1"/>
-        </w:numPr>
-        <w:spacing w:after="60"/>
-      </w:pPr>
-      <w:r>
-        <w:t xml:space="preserve">Export-order gross margins are structurally thin (~10%) vs ~50%+ on domestic</w:t>
-      </w:r>
-    </w:p>
-    <w:p>
-      <w:pPr>
-        <w:pStyle w:val="Heading1"/>
-        <w:spacing w:after="120" w:before="280"/>
-      </w:pPr>
-      <w:r>
-        <w:t xml:space="preserve">Market-Cap Tier (informational — not a gate in this project)</w:t>
-      </w:r>
-    </w:p>
-    <w:p>
-      <w:pPr>
-        <w:spacing w:after="120"/>
-      </w:pPr>
-      <w:r>
-        <w:rPr>
-          <w:b/>
-          <w:bCs/>
-        </w:rPr>
-        <w:t xml:space="preserve">Mid-cap (~Rs 16,200 Cr)</w:t>
+        </w:rPr>
+        <w:t xml:space="preserve">Mid-to-large-cap (~Rs 15,956 Cr)</w:t>
       </w:r>
     </w:p>
     <w:p>
@@ -765,6 +547,34 @@
     </w:p>
     <w:p>
       <w:pPr>
+        <w:spacing w:after="120"/>
+      </w:pPr>
+      <w:r>
+        <w:rPr>
+          <w:color w:val="666666"/>
+          <w:sz w:val="20"/>
+          <w:szCs w:val="20"/>
+        </w:rPr>
+        <w:t xml:space="preserve">4-box gate — tailwind: yes · TAM: yes · moat: weak · valuation: no  (score 2.5 / 4)</w:t>
+      </w:r>
+    </w:p>
+    <w:p>
+      <w:pPr>
+        <w:spacing w:after="120"/>
+      </w:pPr>
+      <w:r>
+        <w:rPr>
+          <w:i/>
+          <w:iCs/>
+          <w:color w:val="666666"/>
+          <w:sz w:val="20"/>
+          <w:szCs w:val="20"/>
+        </w:rPr>
+        <w:t xml:space="preserve">Genuine defense-indigenisation tailwind and TAM, with a record order book, but valuation (~84x P/E, ~12x P/B after a ~51% 1-year rally) is already very rich, and moat is tempered by unusually low (~6.54%) promoter holding.</w:t>
+      </w:r>
+    </w:p>
+    <w:p>
+      <w:pPr>
         <w:pStyle w:val="Heading1"/>
         <w:spacing w:after="120" w:before="280"/>
       </w:pPr>
@@ -783,59 +593,59 @@
           <w:sz w:val="24"/>
           <w:szCs w:val="24"/>
         </w:rPr>
-        <w:t xml:space="preserve">Quality defence-electronics compounder with a real tailwind, but too large and growing too steadily for this screen's 10x/100x bar</w:t>
-      </w:r>
-    </w:p>
-    <w:p>
-      <w:pPr>
-        <w:pStyle w:val="ListParagraph"/>
-        <w:numPr>
-          <w:ilvl w:val="0"/>
-          <w:numId w:val="1"/>
-        </w:numPr>
-        <w:spacing w:after="60"/>
-      </w:pPr>
-      <w:r>
-        <w:t xml:space="preserve">Theme match: priority-1 'Defence / aerospace manufacturing bottlenecks (missiles, interceptors, precision parts)' -- Astra is a genuine RF/microwave subsystem supplier into missile and radar programmes.</w:t>
-      </w:r>
-    </w:p>
-    <w:p>
-      <w:pPr>
-        <w:pStyle w:val="ListParagraph"/>
-        <w:numPr>
-          <w:ilvl w:val="0"/>
-          <w:numId w:val="1"/>
-        </w:numPr>
-        <w:spacing w:after="60"/>
-      </w:pPr>
-      <w:r>
-        <w:t xml:space="preserve">Trailing and recent trajectory are both steady (~16% growth, ~11.5% ROE); no specific recent-quarter inflection or catalyst that would trigger the trailing-average-vs-live-inflection exception. Management's own aspiration is ~3x PAT over three years.</w:t>
-      </w:r>
-    </w:p>
-    <w:p>
-      <w:pPr>
-        <w:pStyle w:val="ListParagraph"/>
-        <w:numPr>
-          <w:ilvl w:val="0"/>
-          <w:numId w:val="1"/>
-        </w:numPr>
-        <w:spacing w:after="60"/>
-      </w:pPr>
-      <w:r>
-        <w:t xml:space="preserve">Mid-cap at ~Rs 16,200 Cr: size math makes 'neither' the honest label -- a 10x needs ~Rs 1.6 lakh Cr, a 100x is implausible for a subsystem supplier.</w:t>
-      </w:r>
-    </w:p>
-    <w:p>
-      <w:pPr>
-        <w:pStyle w:val="ListParagraph"/>
-        <w:numPr>
-          <w:ilvl w:val="0"/>
-          <w:numId w:val="1"/>
-        </w:numPr>
-        <w:spacing w:after="60"/>
-      </w:pPr>
-      <w:r>
-        <w:t xml:space="preserve">No red flag. Conviction Low-Medium: fine business, strong sector, just not asymmetric at this size and valuation. No 30-day revisit (thesis_fit neither).</w:t>
+        <w:t xml:space="preserve">Genuine defense-indigenisation beneficiary with a record order book, but already priced for perfection (~84x P/E, ~12x P/B after a ~51% 1-year run-up) - four_box score 2.5 defaults to 'neither'. Conviction Medium given the strength of the underlying order book and growth despite the stretched valuation.</w:t>
+      </w:r>
+    </w:p>
+    <w:p>
+      <w:pPr>
+        <w:pStyle w:val="ListParagraph"/>
+        <w:numPr>
+          <w:ilvl w:val="0"/>
+          <w:numId w:val="1"/>
+        </w:numPr>
+        <w:spacing w:after="60"/>
+      </w:pPr>
+      <w:r>
+        <w:t xml:space="preserve">four_box = 2.5 (tailwind yes - well-documented defense-indigenisation/export policy tailwind; tam yes - growing defense budget plus space/export diversification; moat weak - specialized RF/microwave capability and DRDO/ISRO/HAL relationships, tempered by unusually low promoter holding; valuation no - ~84x trailing P/E, ~12x P/B is very rich after a ~51% 1-year rally).</w:t>
+      </w:r>
+    </w:p>
+    <w:p>
+      <w:pPr>
+        <w:pStyle w:val="ListParagraph"/>
+        <w:numPr>
+          <w:ilvl w:val="0"/>
+          <w:numId w:val="1"/>
+        </w:numPr>
+        <w:spacing w:after="60"/>
+      </w:pPr>
+      <w:r>
+        <w:t xml:space="preserve">Score in the 2.0-2.5 band defaults to 'neither' per screen rules; no explicit exception written given how stretched the valuation already is relative to the (real) order-book growth.</w:t>
+      </w:r>
+    </w:p>
+    <w:p>
+      <w:pPr>
+        <w:pStyle w:val="ListParagraph"/>
+        <w:numPr>
+          <w:ilvl w:val="0"/>
+          <w:numId w:val="1"/>
+        </w:numPr>
+        <w:spacing w:after="60"/>
+      </w:pPr>
+      <w:r>
+        <w:t xml:space="preserve">No red flag found; conviction kept at Medium rather than higher given valuation risk, and rather than Low given the genuine order-book/earnings quality.</w:t>
+      </w:r>
+    </w:p>
+    <w:p>
+      <w:pPr>
+        <w:pStyle w:val="ListParagraph"/>
+        <w:numPr>
+          <w:ilvl w:val="0"/>
+          <w:numId w:val="1"/>
+        </w:numPr>
+        <w:spacing w:after="60"/>
+      </w:pPr>
+      <w:r>
+        <w:t xml:space="preserve">No forum deep-dive performed this pass given the fast-triage budget and the valuation-driven 'neither' call.</w:t>
       </w:r>
     </w:p>
     <w:p>

--- a/projects/valuepickr-open-screen/docs/Astra Microwave Products.docx
+++ b/projects/valuepickr-open-screen/docs/Astra Microwave Products.docx
@@ -664,6 +664,171 @@
           <w:szCs w:val="18"/>
         </w:rPr>
         <w:t xml:space="preserve">This is independent research and analysis for informational purposes only, not personalized financial or investment advice. Past multi-bagger performance and forum/social sentiment are not indicators of future returns. Do your own due diligence before investing.</w:t>
+      </w:r>
+    </w:p>
+    <w:p/>
+    <w:p>
+      <w:r>
+        <w:rPr>
+          <w:b/>
+          <w:sz w:val="28"/>
+        </w:rPr>
+        <w:t>🔄 RESEARCH UPDATE - 2026-10-05</w:t>
+      </w:r>
+    </w:p>
+    <w:p>
+      <w:r>
+        <w:rPr>
+          <w:b/>
+        </w:rPr>
+        <w:t>📊 Key Metrics:</w:t>
+      </w:r>
+    </w:p>
+    <w:p>
+      <w:pPr>
+        <w:ind w:left="360"/>
+      </w:pPr>
+      <w:r>
+        <w:t xml:space="preserve">  • Company: Astra Microwave Products Ltd</w:t>
+      </w:r>
+    </w:p>
+    <w:p>
+      <w:pPr>
+        <w:ind w:left="360"/>
+      </w:pPr>
+      <w:r>
+        <w:t xml:space="preserve">  • Conviction: Medium</w:t>
+      </w:r>
+    </w:p>
+    <w:p>
+      <w:pPr>
+        <w:ind w:left="360"/>
+      </w:pPr>
+      <w:r>
+        <w:t xml:space="preserve">  • Thesis: neither</w:t>
+      </w:r>
+    </w:p>
+    <w:p>
+      <w:pPr>
+        <w:ind w:left="360"/>
+      </w:pPr>
+      <w:r>
+        <w:t xml:space="preserve">  • 4-Box Score: 2.5</w:t>
+      </w:r>
+    </w:p>
+    <w:p>
+      <w:pPr>
+        <w:ind w:left="360"/>
+      </w:pPr>
+      <w:r>
+        <w:t xml:space="preserve">  • Research Date: 2026-10-05</w:t>
+      </w:r>
+    </w:p>
+    <w:p>
+      <w:pPr>
+        <w:ind w:left="360"/>
+      </w:pPr>
+      <w:r>
+        <w:t xml:space="preserve">  • Red Flag: None</w:t>
+      </w:r>
+    </w:p>
+    <w:p/>
+    <w:p>
+      <w:r>
+        <w:rPr>
+          <w:b/>
+        </w:rPr>
+        <w:t>📝 Verdict:</w:t>
+      </w:r>
+    </w:p>
+    <w:p>
+      <w:pPr>
+        <w:ind w:left="360"/>
+      </w:pPr>
+      <w:r>
+        <w:t>Genuine defense-indigenisation beneficiary with a record order book, but already priced for perfection (~84x P/E, ~12x P/B after a ~51% 1-year run-up) - four_box score 2.5 defaults to 'neither'. Conviction Medium given the strength of the underlying order book and growth despite the stretched valuation.</w:t>
+      </w:r>
+    </w:p>
+    <w:p/>
+    <w:p>
+      <w:r>
+        <w:rPr>
+          <w:b/>
+        </w:rPr>
+        <w:t>📈 Bull Case:</w:t>
+      </w:r>
+    </w:p>
+    <w:p>
+      <w:pPr>
+        <w:ind w:left="360"/>
+      </w:pPr>
+      <w:r>
+        <w:t>Record consolidated order book (~Rs 4,300 Cr) with a marquee Rs 2,205 Cr HAL order for Uttam Radar subsystems</w:t>
+      </w:r>
+    </w:p>
+    <w:p>
+      <w:pPr>
+        <w:ind w:left="360"/>
+      </w:pPr>
+      <w:r>
+        <w:t>Strong 5-yr profit CAGR (~46.2%) and healthy ROCE (~18.14%)</w:t>
+      </w:r>
+    </w:p>
+    <w:p>
+      <w:pPr>
+        <w:ind w:left="360"/>
+      </w:pPr>
+      <w:r>
+        <w:t>Genuine, policy-backed defense-indigenisation and export tailwind (Atmanirbhar Bharat), diversified into space (ISRO) work</w:t>
+      </w:r>
+    </w:p>
+    <w:p>
+      <w:pPr>
+        <w:ind w:left="360"/>
+      </w:pPr>
+      <w:r>
+        <w:t>No promoter pledge; planned demerger of space/meteorology/hydrology could unlock a cleaner defense-pure-play</w:t>
+      </w:r>
+    </w:p>
+    <w:p/>
+    <w:p>
+      <w:r>
+        <w:rPr>
+          <w:b/>
+        </w:rPr>
+        <w:t>📉 Bear Case:</w:t>
+      </w:r>
+    </w:p>
+    <w:p>
+      <w:pPr>
+        <w:ind w:left="360"/>
+      </w:pPr>
+      <w:r>
+        <w:t>Valuation already very rich: ~84x trailing P/E, ~12x P/B, stock up ~51% in a year - little room for disappointment</w:t>
+      </w:r>
+    </w:p>
+    <w:p>
+      <w:pPr>
+        <w:ind w:left="360"/>
+      </w:pPr>
+      <w:r>
+        <w:t>Promoter holding unusually low (~6.54%) - less founder alignment than typical for the sector</w:t>
+      </w:r>
+    </w:p>
+    <w:p>
+      <w:pPr>
+        <w:ind w:left="360"/>
+      </w:pPr>
+      <w:r>
+        <w:t>ROE (~11.49%) lags ROCE (~18.14%), suggesting leverage/return-on-equity dynamics worth tracking</w:t>
+      </w:r>
+    </w:p>
+    <w:p>
+      <w:pPr>
+        <w:ind w:left="360"/>
+      </w:pPr>
+      <w:r>
+        <w:t>Pending demerger adds execution/structural complexity before any value-unlock is realised</w:t>
       </w:r>
     </w:p>
     <w:sectPr>
